--- a/Editable Word files/Week 11 and Week 12-Design Patterns.docx
+++ b/Editable Word files/Week 11 and Week 12-Design Patterns.docx
@@ -6,12 +6,19 @@
       <w:pPr>
         <w:jc w:val="center"/>
         <w:rPr>
+          <w:sz w:val="30"/>
+          <w:lang w:val="en-DE"/>
+        </w:rPr>
+      </w:pPr>
+      <w:r>
+        <w:rPr>
           <w:b/>
           <w:sz w:val="30"/>
           <w:u w:val="thick"/>
           <w:lang w:val="en-DE"/>
         </w:rPr>
-      </w:pPr>
+        <w:t>Builder</w:t>
+      </w:r>
       <w:r>
         <w:rPr>
           <w:b/>
@@ -19,7 +26,7 @@
           <w:u w:val="thick"/>
           <w:lang w:val="en-DE"/>
         </w:rPr>
-        <w:t>Builder</w:t>
+        <w:t xml:space="preserve"> Pattern</w:t>
       </w:r>
       <w:r>
         <w:rPr>
@@ -28,7 +35,62 @@
           <w:u w:val="thick"/>
           <w:lang w:val="en-DE"/>
         </w:rPr>
-        <w:t xml:space="preserve"> Pattern</w:t>
+        <w:t xml:space="preserve"> </w:t>
+      </w:r>
+      <w:r>
+        <w:rPr>
+          <w:sz w:val="30"/>
+          <w:lang w:val="en-DE"/>
+        </w:rPr>
+        <w:t xml:space="preserve">(Done by: Anisa </w:t>
+      </w:r>
+      <w:proofErr w:type="spellStart"/>
+      <w:r>
+        <w:rPr>
+          <w:sz w:val="30"/>
+          <w:lang w:val="en-DE"/>
+        </w:rPr>
+        <w:t>Domi</w:t>
+      </w:r>
+      <w:proofErr w:type="spellEnd"/>
+      <w:r>
+        <w:rPr>
+          <w:sz w:val="30"/>
+          <w:lang w:val="en-DE"/>
+        </w:rPr>
+        <w:t xml:space="preserve">, </w:t>
+      </w:r>
+      <w:proofErr w:type="spellStart"/>
+      <w:r>
+        <w:rPr>
+          <w:sz w:val="30"/>
+          <w:lang w:val="en-DE"/>
+        </w:rPr>
+        <w:t>Ledio</w:t>
+      </w:r>
+      <w:proofErr w:type="spellEnd"/>
+      <w:r>
+        <w:rPr>
+          <w:sz w:val="30"/>
+          <w:lang w:val="en-DE"/>
+        </w:rPr>
+        <w:t xml:space="preserve"> </w:t>
+      </w:r>
+      <w:proofErr w:type="spellStart"/>
+      <w:r>
+        <w:rPr>
+          <w:sz w:val="30"/>
+          <w:lang w:val="en-DE"/>
+        </w:rPr>
+        <w:t>Tafciu</w:t>
+      </w:r>
+      <w:proofErr w:type="spellEnd"/>
+      <w:r>
+        <w:rPr>
+          <w:sz w:val="30"/>
+          <w:lang w:val="en-DE"/>
+        </w:rPr>
+        <w:t>)</w:t>
       </w:r>
     </w:p>
     <w:p>
@@ -337,7 +399,6 @@
         <w:ind w:left="-1134" w:right="-1304"/>
         <w:jc w:val="center"/>
         <w:rPr>
-          <w:sz w:val="26"/>
           <w:lang w:val="en-DE"/>
         </w:rPr>
       </w:pPr>
@@ -350,6 +411,88 @@
         </w:rPr>
         <w:lastRenderedPageBreak/>
         <w:t>Chain of Responsibility Pattern</w:t>
+      </w:r>
+      <w:r>
+        <w:rPr>
+          <w:b/>
+          <w:sz w:val="26"/>
+          <w:u w:val="thick"/>
+          <w:lang w:val="en-DE"/>
+        </w:rPr>
+        <w:t xml:space="preserve"> </w:t>
+      </w:r>
+      <w:r>
+        <w:rPr>
+          <w:sz w:val="26"/>
+          <w:lang w:val="en-DE"/>
+        </w:rPr>
+        <w:t xml:space="preserve">(Done </w:t>
+      </w:r>
+      <w:proofErr w:type="spellStart"/>
+      <w:proofErr w:type="gramStart"/>
+      <w:r>
+        <w:rPr>
+          <w:sz w:val="26"/>
+          <w:lang w:val="en-DE"/>
+        </w:rPr>
+        <w:t>by:Kevin</w:t>
+      </w:r>
+      <w:proofErr w:type="spellEnd"/>
+      <w:proofErr w:type="gramEnd"/>
+      <w:r>
+        <w:rPr>
+          <w:sz w:val="26"/>
+          <w:lang w:val="en-DE"/>
+        </w:rPr>
+        <w:t xml:space="preserve"> </w:t>
+      </w:r>
+      <w:proofErr w:type="spellStart"/>
+      <w:r>
+        <w:rPr>
+          <w:sz w:val="26"/>
+          <w:lang w:val="en-DE"/>
+        </w:rPr>
+        <w:t>Muho</w:t>
+      </w:r>
+      <w:proofErr w:type="spellEnd"/>
+      <w:r>
+        <w:rPr>
+          <w:sz w:val="26"/>
+          <w:lang w:val="en-DE"/>
+        </w:rPr>
+        <w:t xml:space="preserve">, </w:t>
+      </w:r>
+      <w:proofErr w:type="spellStart"/>
+      <w:r>
+        <w:rPr>
+          <w:sz w:val="26"/>
+          <w:lang w:val="en-DE"/>
+        </w:rPr>
+        <w:t>Ornelt</w:t>
+      </w:r>
+      <w:proofErr w:type="spellEnd"/>
+      <w:r>
+        <w:rPr>
+          <w:sz w:val="26"/>
+          <w:lang w:val="en-DE"/>
+        </w:rPr>
+        <w:t xml:space="preserve"> </w:t>
+      </w:r>
+      <w:proofErr w:type="spellStart"/>
+      <w:r>
+        <w:rPr>
+          <w:sz w:val="26"/>
+          <w:lang w:val="en-DE"/>
+        </w:rPr>
+        <w:t>Lemellari,Matias</w:t>
+      </w:r>
+      <w:proofErr w:type="spellEnd"/>
+      <w:r>
+        <w:rPr>
+          <w:sz w:val="26"/>
+          <w:lang w:val="en-DE"/>
+        </w:rPr>
+        <w:t xml:space="preserve"> Bali)</w:t>
       </w:r>
     </w:p>
     <w:p>
@@ -861,6 +1004,63 @@
         </w:rPr>
         <w:t>Pattern</w:t>
       </w:r>
+      <w:r>
+        <w:rPr>
+          <w:sz w:val="30"/>
+          <w:lang w:val="en-DE"/>
+        </w:rPr>
+        <w:t xml:space="preserve"> (Done </w:t>
+      </w:r>
+      <w:proofErr w:type="spellStart"/>
+      <w:proofErr w:type="gramStart"/>
+      <w:r>
+        <w:rPr>
+          <w:sz w:val="30"/>
+          <w:lang w:val="en-DE"/>
+        </w:rPr>
+        <w:t>by:Desard</w:t>
+      </w:r>
+      <w:proofErr w:type="spellEnd"/>
+      <w:proofErr w:type="gramEnd"/>
+      <w:r>
+        <w:rPr>
+          <w:sz w:val="30"/>
+          <w:lang w:val="en-DE"/>
+        </w:rPr>
+        <w:t xml:space="preserve"> </w:t>
+      </w:r>
+      <w:proofErr w:type="spellStart"/>
+      <w:r>
+        <w:rPr>
+          <w:sz w:val="30"/>
+          <w:lang w:val="en-DE"/>
+        </w:rPr>
+        <w:t>Lybeshari</w:t>
+      </w:r>
+      <w:proofErr w:type="spellEnd"/>
+      <w:r>
+        <w:rPr>
+          <w:sz w:val="30"/>
+          <w:lang w:val="en-DE"/>
+        </w:rPr>
+        <w:t xml:space="preserve">, </w:t>
+      </w:r>
+      <w:proofErr w:type="spellStart"/>
+      <w:r>
+        <w:rPr>
+          <w:sz w:val="30"/>
+          <w:lang w:val="en-DE"/>
+        </w:rPr>
+        <w:t>Haidi</w:t>
+      </w:r>
+      <w:proofErr w:type="spellEnd"/>
+      <w:r>
+        <w:rPr>
+          <w:sz w:val="30"/>
+          <w:lang w:val="en-DE"/>
+        </w:rPr>
+        <w:t xml:space="preserve"> Toto)</w:t>
+      </w:r>
     </w:p>
     <w:p>
       <w:pPr>
@@ -1152,9 +1352,6 @@
       <w:pPr>
         <w:jc w:val="center"/>
         <w:rPr>
-          <w:b/>
-          <w:sz w:val="30"/>
-          <w:u w:val="thick"/>
           <w:lang w:val="en-DE"/>
         </w:rPr>
       </w:pPr>
@@ -1167,6 +1364,85 @@
         </w:rPr>
         <w:lastRenderedPageBreak/>
         <w:t>Facade Pattern</w:t>
+      </w:r>
+      <w:r>
+        <w:rPr>
+          <w:lang w:val="en-DE"/>
+        </w:rPr>
+        <w:t xml:space="preserve"> </w:t>
+      </w:r>
+      <w:r>
+        <w:rPr>
+          <w:sz w:val="26"/>
+          <w:lang w:val="en-DE"/>
+        </w:rPr>
+        <w:t xml:space="preserve">(Done </w:t>
+      </w:r>
+      <w:proofErr w:type="spellStart"/>
+      <w:proofErr w:type="gramStart"/>
+      <w:r>
+        <w:rPr>
+          <w:sz w:val="26"/>
+          <w:lang w:val="en-DE"/>
+        </w:rPr>
+        <w:t>by:Kevin</w:t>
+      </w:r>
+      <w:proofErr w:type="spellEnd"/>
+      <w:proofErr w:type="gramEnd"/>
+      <w:r>
+        <w:rPr>
+          <w:sz w:val="26"/>
+          <w:lang w:val="en-DE"/>
+        </w:rPr>
+        <w:t xml:space="preserve"> </w:t>
+      </w:r>
+      <w:proofErr w:type="spellStart"/>
+      <w:r>
+        <w:rPr>
+          <w:sz w:val="26"/>
+          <w:lang w:val="en-DE"/>
+        </w:rPr>
+        <w:t>Muho</w:t>
+      </w:r>
+      <w:proofErr w:type="spellEnd"/>
+      <w:r>
+        <w:rPr>
+          <w:sz w:val="26"/>
+          <w:lang w:val="en-DE"/>
+        </w:rPr>
+        <w:t xml:space="preserve">, </w:t>
+      </w:r>
+      <w:proofErr w:type="spellStart"/>
+      <w:r>
+        <w:rPr>
+          <w:sz w:val="26"/>
+          <w:lang w:val="en-DE"/>
+        </w:rPr>
+        <w:t>Ornelt</w:t>
+      </w:r>
+      <w:proofErr w:type="spellEnd"/>
+      <w:r>
+        <w:rPr>
+          <w:sz w:val="26"/>
+          <w:lang w:val="en-DE"/>
+        </w:rPr>
+        <w:t xml:space="preserve"> </w:t>
+      </w:r>
+      <w:proofErr w:type="spellStart"/>
+      <w:r>
+        <w:rPr>
+          <w:sz w:val="26"/>
+          <w:lang w:val="en-DE"/>
+        </w:rPr>
+        <w:t>Lemellari</w:t>
+      </w:r>
+      <w:proofErr w:type="spellEnd"/>
+      <w:r>
+        <w:rPr>
+          <w:sz w:val="26"/>
+          <w:lang w:val="en-DE"/>
+        </w:rPr>
+        <w:t>, Matias Bali)</w:t>
       </w:r>
     </w:p>
     <w:p>
@@ -1700,32 +1976,94 @@
       <w:pPr>
         <w:jc w:val="center"/>
         <w:rPr>
+          <w:sz w:val="30"/>
+          <w:lang w:val="en-DE"/>
+        </w:rPr>
+      </w:pPr>
+      <w:r>
+        <w:rPr>
           <w:b/>
           <w:sz w:val="30"/>
           <w:u w:val="thick"/>
           <w:lang w:val="en-DE"/>
         </w:rPr>
-      </w:pPr>
+        <w:t>Adapter</w:t>
+      </w:r>
+      <w:r>
+        <w:rPr>
+          <w:b/>
+          <w:sz w:val="30"/>
+          <w:u w:val="thick"/>
+          <w:lang w:val="en-DE"/>
+        </w:rPr>
+        <w:t xml:space="preserve"> Pattern</w:t>
+      </w:r>
+      <w:r>
+        <w:rPr>
+          <w:b/>
+          <w:sz w:val="30"/>
+          <w:u w:val="thick"/>
+          <w:lang w:val="en-DE"/>
+        </w:rPr>
+        <w:t xml:space="preserve"> </w:t>
+      </w:r>
+      <w:r>
+        <w:rPr>
+          <w:sz w:val="30"/>
+          <w:lang w:val="en-DE"/>
+        </w:rPr>
+        <w:t xml:space="preserve">(Done </w:t>
+      </w:r>
+      <w:proofErr w:type="spellStart"/>
+      <w:r>
+        <w:rPr>
+          <w:sz w:val="30"/>
+          <w:lang w:val="en-DE"/>
+        </w:rPr>
+        <w:t>by:Desard</w:t>
+      </w:r>
+      <w:proofErr w:type="spellEnd"/>
+      <w:r>
+        <w:rPr>
+          <w:sz w:val="30"/>
+          <w:lang w:val="en-DE"/>
+        </w:rPr>
+        <w:t xml:space="preserve"> </w:t>
+      </w:r>
+      <w:proofErr w:type="spellStart"/>
+      <w:r>
+        <w:rPr>
+          <w:sz w:val="30"/>
+          <w:lang w:val="en-DE"/>
+        </w:rPr>
+        <w:t>Lybeshari</w:t>
+      </w:r>
+      <w:proofErr w:type="spellEnd"/>
+      <w:r>
+        <w:rPr>
+          <w:sz w:val="30"/>
+          <w:lang w:val="en-DE"/>
+        </w:rPr>
+        <w:t xml:space="preserve">, </w:t>
+      </w:r>
+      <w:proofErr w:type="spellStart"/>
+      <w:r>
+        <w:rPr>
+          <w:sz w:val="30"/>
+          <w:lang w:val="en-DE"/>
+        </w:rPr>
+        <w:t>Haidi</w:t>
+      </w:r>
+      <w:proofErr w:type="spellEnd"/>
+      <w:r>
+        <w:rPr>
+          <w:sz w:val="30"/>
+          <w:lang w:val="en-DE"/>
+        </w:rPr>
+        <w:t xml:space="preserve"> Toto)</w:t>
+      </w:r>
       <w:bookmarkStart w:id="0" w:name="_GoBack"/>
       <w:bookmarkEnd w:id="0"/>
-      <w:r>
-        <w:rPr>
-          <w:b/>
-          <w:sz w:val="30"/>
-          <w:u w:val="thick"/>
-          <w:lang w:val="en-DE"/>
-        </w:rPr>
-        <w:t>Adapter</w:t>
-      </w:r>
-      <w:r>
-        <w:rPr>
-          <w:b/>
-          <w:sz w:val="30"/>
-          <w:u w:val="thick"/>
-          <w:lang w:val="en-DE"/>
-        </w:rPr>
-        <w:t xml:space="preserve"> Pattern</w:t>
-      </w:r>
     </w:p>
     <w:p>
       <w:pPr>
@@ -2766,7 +3104,6 @@
   <w:style w:type="character" w:default="1" w:styleId="DefaultParagraphFont">
     <w:name w:val="Default Paragraph Font"/>
     <w:uiPriority w:val="1"/>
-    <w:semiHidden/>
     <w:unhideWhenUsed/>
   </w:style>
   <w:style w:type="table" w:default="1" w:styleId="TableNormal">
